--- a/毕业设计论文-校园自习室预约管理系统.docx
+++ b/毕业设计论文-校园自习室预约管理系统.docx
@@ -29,7 +29,7 @@
           <w:color w:val="000000"/>
           <w:sz w:val="32"/>
         </w:rPr>
-        <w:t>基于SpringBoot+Vue与视觉识别的校园自习室预约管理系统</w:t>
+        <w:t>基于SpringBoot+Vue与视觉识别的校园自习室预约管理系统的设计与实现</w:t>
       </w:r>
     </w:p>
     <w:p>
